--- a/Volume 1/Chapter 09 - Memory Management/SPA_Vol1_Ch9_Lesson9_1_Stack_Memory.docx
+++ b/Volume 1/Chapter 09 - Memory Management/SPA_Vol1_Ch9_Lesson9_1_Stack_Memory.docx
@@ -815,6 +815,7 @@
         <w:pStyle w:val="CommandBlock"/>
       </w:pPr>
       <w:r>
+        <w:lastRenderedPageBreak/>
         <w:t xml:space="preserve">  typescript/package.json</w:t>
       </w:r>
     </w:p>
@@ -8080,15 +8081,15 @@
         <w:pStyle w:val="SourceCode"/>
       </w:pPr>
       <w:r>
-        <w:t xml:space="preserve">    // return hands back a copy of the string value, so main has its own</w:t>
-      </w:r>
-    </w:p>
-    <w:p>
-      <w:pPr>
-        <w:pStyle w:val="SourceCode"/>
-      </w:pPr>
-      <w:r>
-        <w:t xml:space="preserve">    // label after this frame is gone.</w:t>
+        <w:t xml:space="preserve">    // return hands back a copy of the string value; the copy refers to the</w:t>
+      </w:r>
+    </w:p>
+    <w:p>
+      <w:pPr>
+        <w:pStyle w:val="SourceCode"/>
+      </w:pPr>
+      <w:r>
+        <w:t xml:space="preserve">    // same text, so main still has the label after this frame is gone.</w:t>
       </w:r>
     </w:p>
     <w:p>
@@ -8469,7 +8470,7 @@
         <w:pStyle w:val="ListBullet"/>
       </w:pPr>
       <w:r>
-        <w:t>check_server ends: frame 2 removed, its locals are gone, then Label kept by main: web-01:443, prove the label outlived the frame only because main kept its own copy of the string.</w:t>
+        <w:t>check_server ends: frame 2 removed, its locals are gone, then Label kept by main: web-01:443, prove the label outlived the frame only because main kept a copy of the string value, which refers to the same text.</w:t>
       </w:r>
     </w:p>
     <w:p>
@@ -8765,7 +8766,7 @@
         <w:pStyle w:val="SourceCode"/>
       </w:pPr>
       <w:r>
-        <w:t>// Prints check_server's ends line and takes its frame away. checkServer</w:t>
+        <w:t>// Prints check_server's ends line and takes 1 from the counter. checkServer</w:t>
       </w:r>
     </w:p>
     <w:p>
@@ -9504,7 +9505,7 @@
         <w:pStyle w:val="ListBullet"/>
       </w:pPr>
       <w:r>
-        <w:t>check_server ends: frame 2 removed, its locals are gone, then Label kept by main: web-01:443, prove the label outlived the frame only because main kept its own copy of the string.</w:t>
+        <w:t>check_server ends: frame 2 removed, its locals are gone, then Label kept by main: web-01:443, prove the label outlived the frame only because main kept a copy of the string value, which refers to the same text.</w:t>
       </w:r>
     </w:p>
     <w:p>
@@ -15487,31 +15488,31 @@
       </w:rPr>
     </w:lvl>
   </w:abstractNum>
-  <w:num w:numId="1" w16cid:durableId="1365867701">
+  <w:num w:numId="1" w16cid:durableId="403917266">
     <w:abstractNumId w:val="8"/>
   </w:num>
-  <w:num w:numId="2" w16cid:durableId="737167121">
+  <w:num w:numId="2" w16cid:durableId="1605071228">
     <w:abstractNumId w:val="6"/>
   </w:num>
-  <w:num w:numId="3" w16cid:durableId="861361248">
+  <w:num w:numId="3" w16cid:durableId="1564413616">
     <w:abstractNumId w:val="5"/>
   </w:num>
-  <w:num w:numId="4" w16cid:durableId="1177619712">
+  <w:num w:numId="4" w16cid:durableId="1891183059">
     <w:abstractNumId w:val="4"/>
   </w:num>
-  <w:num w:numId="5" w16cid:durableId="1481119608">
+  <w:num w:numId="5" w16cid:durableId="1883861944">
     <w:abstractNumId w:val="7"/>
   </w:num>
-  <w:num w:numId="6" w16cid:durableId="76556904">
+  <w:num w:numId="6" w16cid:durableId="256788550">
     <w:abstractNumId w:val="3"/>
   </w:num>
-  <w:num w:numId="7" w16cid:durableId="487523894">
+  <w:num w:numId="7" w16cid:durableId="1629629903">
     <w:abstractNumId w:val="2"/>
   </w:num>
-  <w:num w:numId="8" w16cid:durableId="1538812063">
+  <w:num w:numId="8" w16cid:durableId="1220557358">
     <w:abstractNumId w:val="1"/>
   </w:num>
-  <w:num w:numId="9" w16cid:durableId="1739085928">
+  <w:num w:numId="9" w16cid:durableId="1266186570">
     <w:abstractNumId w:val="0"/>
   </w:num>
 </w:numbering>
